--- a/analysis/corrected-ruleset-v2.docx
+++ b/analysis/corrected-ruleset-v2.docx
@@ -138,7 +138,7 @@
           </w:tcPr>
           <w:p>
             <w:r>
-              <w:t>Loan mechanics are stated precisely (Sec. 14)</w:t>
+              <w:t>Loan mechanics are stated precisely, and the interest rate is lowered (Sec. 14)</w:t>
             </w:r>
           </w:p>
         </w:tc>
@@ -148,7 +148,7 @@
           </w:tcPr>
           <w:p>
             <w:r>
-              <w:t>Clarified that a loan covers only the coin shortfall for a room fee, not the full 15-coin fee, and is repaid at double that shortfall - not double the full fee.</w:t>
+              <w:t>Clarified that a loan covers only the coin shortfall for a room fee, not the full 15-coin fee. The repayment rate is also lowered from double the shortfall to one and a half times it, based on a tuning comparison run after the ruleset was otherwise finalized: at double interest, weaker-playing guilds carried measurably more debt and the game's overall score spread was highest of the three rates tested. 1.5x keeps a real penalty while reducing both effects.</w:t>
             </w:r>
           </w:p>
         </w:tc>
@@ -265,7 +265,7 @@
         <w:pStyle w:val="ListBullet"/>
       </w:pPr>
       <w:r>
-        <w:t>Whether the game's trading incentives are strong enough, or whether guilds can largely self-supply without trading with each other, is an open question the simulation is built to help answer - nothing in this ruleset needs to change for that yet.</w:t>
+        <w:t>Whether the game's trading incentives serve the event's networking purpose specifically is still open. Testing found that skilled play satisfies most of its need to trade through coin purchases rather than genuine item-for-item barter - but also found that simply disallowing coin purchases doesn't convert that into more barter, it mostly just removes the exchange altogether for skilled guilds. So this ruleset keeps coin purchases between guilds as written; no rule change here is currently supported by the evidence.</w:t>
       </w:r>
     </w:p>
     <w:p>
@@ -1467,7 +1467,7 @@
           <w:b w:val="0"/>
           <w:i w:val="0"/>
         </w:rPr>
-        <w:t>If a guild has neither the required Tier 2 item nor 15 coins, the Game Master issues a loan covering only the coin shortfall - e.g. a guild with 10 coins facing the 15-coin fee is loaned 5 coins, not 15. The loan is repaid at the end of the game at double the loaned amount (in the example, 10 coins repaid, not 30).</w:t>
+        <w:t>If a guild has neither the required Tier 2 item nor 15 coins, the Game Master issues a loan covering only the coin shortfall - e.g. a guild with 10 coins facing the 15-coin fee is loaned 5 coins, not 15. The loan is repaid at the end of the game at one and a half times the loaned amount, rounded up to the nearest coin (in the example, a 5-coin loan is repaid as 8 coins). Rounding up keeps every repayment a whole number of physical coins and consistently favors the bank, so it never accidentally undercharges.</w:t>
       </w:r>
     </w:p>
     <w:p>

--- a/analysis/corrected-ruleset-v2.docx
+++ b/analysis/corrected-ruleset-v2.docx
@@ -148,7 +148,7 @@
           </w:tcPr>
           <w:p>
             <w:r>
-              <w:t>Clarified that a loan covers only the coin shortfall for a room fee, not the full 15-coin fee. The repayment rate is also lowered from double the shortfall to one and a half times it, based on a tuning comparison run after the ruleset was otherwise finalized: at double interest, weaker-playing guilds carried measurably more debt and the game's overall score spread was highest of the three rates tested. 1.5x keeps a real penalty while reducing both effects.</w:t>
+              <w:t>Clarified that a loan covers only the coin shortfall for a room fee, not the full 15-coin fee. The repayment rate is also lowered from double the shortfall to one and a half times it, based on a tuning comparison run after the ruleset was otherwise finalized: at double interest, weaker-playing guilds carried measurably more debt (a real, checked effect). Score spread also widens with the interest rate, but that turns out to be the arithmetic of a bigger number being subtracted, not evidence of a separate fairness problem - checked directly, guild behavior itself is unaffected by the rate. So 1.5x is a judgment call for a gentler penalty at a charity event, backed by the real debt numbers, not a claim that the simulation exposed a hidden distortion.</w:t>
             </w:r>
           </w:p>
         </w:tc>

--- a/analysis/corrected-ruleset-v2.docx
+++ b/analysis/corrected-ruleset-v2.docx
@@ -148,7 +148,7 @@
           </w:tcPr>
           <w:p>
             <w:r>
-              <w:t>Clarified that a loan covers only the coin shortfall for a room fee, not the full 15-coin fee. The repayment rate is also lowered from double the shortfall to one and a half times it, based on a tuning comparison run after the ruleset was otherwise finalized: at double interest, weaker-playing guilds carried measurably more debt (a real, checked effect). Score spread also widens with the interest rate, but that turns out to be the arithmetic of a bigger number being subtracted, not evidence of a separate fairness problem - checked directly, guild behavior itself is unaffected by the rate. So 1.5x is a judgment call for a gentler penalty at a charity event, backed by the real debt numbers, not a claim that the simulation exposed a hidden distortion.</w:t>
+              <w:t>Clarified that a loan covers only the coin shortfall for a room fee, not the full 15-coin fee. The repayment rate is also lowered from double the shortfall to one and a half times it. A tuning comparison checked whether a lower rate is also a fairness fix, not just a gentler one - it isn't: neither the score-spread widening nor the debt totals at higher interest rates turn out to be independent evidence of anything, since no simulated guild plays any differently depending on the rate, and the number of loans taken is identical regardless of it. So 1.5x is a plain values choice for a charity event - the right call, but not something the simulation proved was necessary.</w:t>
             </w:r>
           </w:p>
         </w:tc>
@@ -249,7 +249,7 @@
           <w:b/>
           <w:i w:val="0"/>
         </w:rPr>
-        <w:t>Two things are deliberately not changed here, and still need your input before the event:</w:t>
+        <w:t>Two things are deliberately not changed here, and still need your input or further testing before the event:</w:t>
       </w:r>
     </w:p>
     <w:p>
@@ -265,7 +265,15 @@
         <w:pStyle w:val="ListBullet"/>
       </w:pPr>
       <w:r>
-        <w:t>Whether the game's trading incentives serve the event's networking purpose specifically is still open. Testing found that skilled play satisfies most of its need to trade through coin purchases rather than genuine item-for-item barter - but also found that simply disallowing coin purchases doesn't convert that into more barter, it mostly just removes the exchange altogether for skilled guilds. So this ruleset keeps coin purchases between guilds as written; no rule change here is currently supported by the evidence.</w:t>
+        <w:t>Whether the game's trading incentives serve the event's networking purpose specifically is still genuinely open, not settled. An earlier round of testing reported that skilled play satisfies most of its need to trade through coin purchases rather than barter - that reading has since been retracted: the simulator that produced it can't yet model price negotiation or the crafting-material trades the rules actually create, so it isn't capable of answering this question either way yet. This ruleset keeps coin purchases between guilds as written for now, but that's a "no evidence for changing it" call, not a "tested and confirmed fine" one.</w:t>
+      </w:r>
+    </w:p>
+    <w:p>
+      <w:pPr>
+        <w:pStyle w:val="ListBullet"/>
+      </w:pPr>
+      <w:r>
+        <w:t>A large, unexplained gap in how often different guilds win under identical play was found (7.2x, best guild to worst) and has not been resolved. It doesn't correlate with production specialty, and several likely causes in the rotation/starting-hand design have been checked and ruled out without finding the actual cause. Treat the Sec. 7 rotation table and Sec. 10 starting-hand assignment as verified for room-capacity fairness (100% completion, stable across every review) but not yet verified for outcome fairness - whether some guilds are structurally more likely to win regardless of how well their team plays. If time allows before 17 September, this should be investigated further; if not, it's worth being transparent with participants that guild assignment has an unquantified effect on winning odds.</w:t>
       </w:r>
     </w:p>
     <w:p>

--- a/analysis/corrected-ruleset-v2.docx
+++ b/analysis/corrected-ruleset-v2.docx
@@ -1175,7 +1175,23 @@
           <w:b w:val="0"/>
           <w:i w:val="0"/>
         </w:rPr>
-        <w:t>The 3 starting items are not fully random - each guild's kit always includes 3 of the 4 Tier-1 types (always missing exactly one type), and which type is missing is chosen so that every guild can craft, from its own opening hand, the exact Tier-2 item its Round-1 room requires (Section 7). This still looks and plays as a random deal to guilds - they aren't told in advance which one material they'll be missing, only that they have three of the four.</w:t>
+        <w:t>The 3 starting items are not fully random - each guild's kit always includes 3 of the 4 Tier-1 types (always missing exactly one type), and which type is missing is chosen to satisfy two requirements, not just one. This still looks and plays as a random deal to guilds - they aren't told in advance which one material they'll be missing, only that they have three of the four.</w:t>
+      </w:r>
+    </w:p>
+    <w:p>
+      <w:pPr>
+        <w:pStyle w:val="ListBullet"/>
+      </w:pPr>
+      <w:r>
+        <w:t>Every guild must be able to craft, from its own opening hand, the exact Tier-2 item its Round-1 room requires (Section 7). An earlier version of this table left this as the only requirement, with either of two choices marked as acceptable per pair of guilds.</w:t>
+      </w:r>
+    </w:p>
+    <w:p>
+      <w:pPr>
+        <w:pStyle w:val="ListBullet"/>
+      </w:pPr>
+      <w:r>
+        <w:t>Every guild's own Tier-1 specialty (produced every round - Section 9) must be usable in crafting alongside 2 of the 3 remaining hand types, not just 1. Simulation testing found this second requirement matters a great deal: leaving it unenforced meant half the guilds could only ever use one incoming batch of their own production before the rest became dead stock worth 1 coin each, while the other half could keep converting all game - a 7.2x spread in how often a guild wins, purely depending on which guild it was. Both requirements are satisfiable together for every guild; there is exactly one correct choice per guild once you require both.</w:t>
       </w:r>
     </w:p>
     <w:tbl>
@@ -1185,27 +1201,41 @@
         <w:tblLook w:firstColumn="1" w:firstRow="1" w:lastColumn="0" w:lastRow="0" w:noHBand="0" w:noVBand="1" w:val="04A0"/>
       </w:tblPr>
       <w:tblGrid>
-        <w:gridCol w:w="2880"/>
-        <w:gridCol w:w="2880"/>
-        <w:gridCol w:w="2880"/>
+        <w:gridCol w:w="2160"/>
+        <w:gridCol w:w="2160"/>
+        <w:gridCol w:w="2160"/>
+        <w:gridCol w:w="2160"/>
       </w:tblGrid>
       <w:tr>
         <w:tc>
           <w:tcPr>
-            <w:tcW w:type="dxa" w:w="2880"/>
+            <w:tcW w:type="dxa" w:w="2160"/>
           </w:tcPr>
           <w:p>
             <w:r>
               <w:rPr>
                 <w:b/>
               </w:rPr>
-              <w:t>Guild(s)</w:t>
+              <w:t>Guild</w:t>
             </w:r>
           </w:p>
         </w:tc>
         <w:tc>
           <w:tcPr>
-            <w:tcW w:type="dxa" w:w="2880"/>
+            <w:tcW w:type="dxa" w:w="2160"/>
+          </w:tcPr>
+          <w:p>
+            <w:r>
+              <w:rPr>
+                <w:b/>
+              </w:rPr>
+              <w:t>Own specialty</w:t>
+            </w:r>
+          </w:p>
+        </w:tc>
+        <w:tc>
+          <w:tcPr>
+            <w:tcW w:type="dxa" w:w="2160"/>
           </w:tcPr>
           <w:p>
             <w:r>
@@ -1218,14 +1248,14 @@
         </w:tc>
         <w:tc>
           <w:tcPr>
-            <w:tcW w:type="dxa" w:w="2880"/>
+            <w:tcW w:type="dxa" w:w="2160"/>
           </w:tcPr>
           <w:p>
             <w:r>
               <w:rPr>
                 <w:b/>
               </w:rPr>
-              <w:t>Starting hand should be missing</w:t>
+              <w:t>Starting hand missing</w:t>
             </w:r>
           </w:p>
         </w:tc>
@@ -1233,17 +1263,27 @@
       <w:tr>
         <w:tc>
           <w:tcPr>
-            <w:tcW w:type="dxa" w:w="2880"/>
+            <w:tcW w:type="dxa" w:w="2160"/>
           </w:tcPr>
           <w:p>
             <w:r>
-              <w:t>Lisbon, Stockholm</w:t>
+              <w:t>Lisbon</w:t>
             </w:r>
           </w:p>
         </w:tc>
         <w:tc>
           <w:tcPr>
-            <w:tcW w:type="dxa" w:w="2880"/>
+            <w:tcW w:type="dxa" w:w="2160"/>
+          </w:tcPr>
+          <w:p>
+            <w:r>
+              <w:t>Wax</w:t>
+            </w:r>
+          </w:p>
+        </w:tc>
+        <w:tc>
+          <w:tcPr>
+            <w:tcW w:type="dxa" w:w="2160"/>
           </w:tcPr>
           <w:p>
             <w:r>
@@ -1253,11 +1293,11 @@
         </w:tc>
         <w:tc>
           <w:tcPr>
-            <w:tcW w:type="dxa" w:w="2880"/>
+            <w:tcW w:type="dxa" w:w="2160"/>
           </w:tcPr>
           <w:p>
             <w:r>
-              <w:t>Wax or Charcoal</w:t>
+              <w:t>Wax</w:t>
             </w:r>
           </w:p>
         </w:tc>
@@ -1265,17 +1305,69 @@
       <w:tr>
         <w:tc>
           <w:tcPr>
-            <w:tcW w:type="dxa" w:w="2880"/>
+            <w:tcW w:type="dxa" w:w="2160"/>
           </w:tcPr>
           <w:p>
             <w:r>
-              <w:t>Bursa, Ghent</w:t>
+              <w:t>Stockholm</w:t>
             </w:r>
           </w:p>
         </w:tc>
         <w:tc>
           <w:tcPr>
-            <w:tcW w:type="dxa" w:w="2880"/>
+            <w:tcW w:type="dxa" w:w="2160"/>
+          </w:tcPr>
+          <w:p>
+            <w:r>
+              <w:t>Flax</w:t>
+            </w:r>
+          </w:p>
+        </w:tc>
+        <w:tc>
+          <w:tcPr>
+            <w:tcW w:type="dxa" w:w="2160"/>
+          </w:tcPr>
+          <w:p>
+            <w:r>
+              <w:t>Cloth (Flax+Saltpetre)</w:t>
+            </w:r>
+          </w:p>
+        </w:tc>
+        <w:tc>
+          <w:tcPr>
+            <w:tcW w:type="dxa" w:w="2160"/>
+          </w:tcPr>
+          <w:p>
+            <w:r>
+              <w:t>Charcoal</w:t>
+            </w:r>
+          </w:p>
+        </w:tc>
+      </w:tr>
+      <w:tr>
+        <w:tc>
+          <w:tcPr>
+            <w:tcW w:type="dxa" w:w="2160"/>
+          </w:tcPr>
+          <w:p>
+            <w:r>
+              <w:t>Bursa</w:t>
+            </w:r>
+          </w:p>
+        </w:tc>
+        <w:tc>
+          <w:tcPr>
+            <w:tcW w:type="dxa" w:w="2160"/>
+          </w:tcPr>
+          <w:p>
+            <w:r>
+              <w:t>Wax</w:t>
+            </w:r>
+          </w:p>
+        </w:tc>
+        <w:tc>
+          <w:tcPr>
+            <w:tcW w:type="dxa" w:w="2160"/>
           </w:tcPr>
           <w:p>
             <w:r>
@@ -1285,11 +1377,11 @@
         </w:tc>
         <w:tc>
           <w:tcPr>
-            <w:tcW w:type="dxa" w:w="2880"/>
+            <w:tcW w:type="dxa" w:w="2160"/>
           </w:tcPr>
           <w:p>
             <w:r>
-              <w:t>Flax or Saltpetre</w:t>
+              <w:t>Saltpetre</w:t>
             </w:r>
           </w:p>
         </w:tc>
@@ -1297,17 +1389,69 @@
       <w:tr>
         <w:tc>
           <w:tcPr>
-            <w:tcW w:type="dxa" w:w="2880"/>
+            <w:tcW w:type="dxa" w:w="2160"/>
           </w:tcPr>
           <w:p>
             <w:r>
-              <w:t>Gdansk, Prague</w:t>
+              <w:t>Ghent</w:t>
             </w:r>
           </w:p>
         </w:tc>
         <w:tc>
           <w:tcPr>
-            <w:tcW w:type="dxa" w:w="2880"/>
+            <w:tcW w:type="dxa" w:w="2160"/>
+          </w:tcPr>
+          <w:p>
+            <w:r>
+              <w:t>Flax</w:t>
+            </w:r>
+          </w:p>
+        </w:tc>
+        <w:tc>
+          <w:tcPr>
+            <w:tcW w:type="dxa" w:w="2160"/>
+          </w:tcPr>
+          <w:p>
+            <w:r>
+              <w:t>Dye (Wax+Charcoal)</w:t>
+            </w:r>
+          </w:p>
+        </w:tc>
+        <w:tc>
+          <w:tcPr>
+            <w:tcW w:type="dxa" w:w="2160"/>
+          </w:tcPr>
+          <w:p>
+            <w:r>
+              <w:t>Flax</w:t>
+            </w:r>
+          </w:p>
+        </w:tc>
+      </w:tr>
+      <w:tr>
+        <w:tc>
+          <w:tcPr>
+            <w:tcW w:type="dxa" w:w="2160"/>
+          </w:tcPr>
+          <w:p>
+            <w:r>
+              <w:t>Gdansk</w:t>
+            </w:r>
+          </w:p>
+        </w:tc>
+        <w:tc>
+          <w:tcPr>
+            <w:tcW w:type="dxa" w:w="2160"/>
+          </w:tcPr>
+          <w:p>
+            <w:r>
+              <w:t>Saltpetre</w:t>
+            </w:r>
+          </w:p>
+        </w:tc>
+        <w:tc>
+          <w:tcPr>
+            <w:tcW w:type="dxa" w:w="2160"/>
           </w:tcPr>
           <w:p>
             <w:r>
@@ -1317,11 +1461,11 @@
         </w:tc>
         <w:tc>
           <w:tcPr>
-            <w:tcW w:type="dxa" w:w="2880"/>
+            <w:tcW w:type="dxa" w:w="2160"/>
           </w:tcPr>
           <w:p>
             <w:r>
-              <w:t>Flax or Wax</w:t>
+              <w:t>Wax</w:t>
             </w:r>
           </w:p>
         </w:tc>
@@ -1329,17 +1473,69 @@
       <w:tr>
         <w:tc>
           <w:tcPr>
-            <w:tcW w:type="dxa" w:w="2880"/>
+            <w:tcW w:type="dxa" w:w="2160"/>
           </w:tcPr>
           <w:p>
             <w:r>
-              <w:t>Venice, Vienna</w:t>
+              <w:t>Prague</w:t>
             </w:r>
           </w:p>
         </w:tc>
         <w:tc>
           <w:tcPr>
-            <w:tcW w:type="dxa" w:w="2880"/>
+            <w:tcW w:type="dxa" w:w="2160"/>
+          </w:tcPr>
+          <w:p>
+            <w:r>
+              <w:t>Charcoal</w:t>
+            </w:r>
+          </w:p>
+        </w:tc>
+        <w:tc>
+          <w:tcPr>
+            <w:tcW w:type="dxa" w:w="2160"/>
+          </w:tcPr>
+          <w:p>
+            <w:r>
+              <w:t>Black Powder (Charcoal+Saltpetre)</w:t>
+            </w:r>
+          </w:p>
+        </w:tc>
+        <w:tc>
+          <w:tcPr>
+            <w:tcW w:type="dxa" w:w="2160"/>
+          </w:tcPr>
+          <w:p>
+            <w:r>
+              <w:t>Flax</w:t>
+            </w:r>
+          </w:p>
+        </w:tc>
+      </w:tr>
+      <w:tr>
+        <w:tc>
+          <w:tcPr>
+            <w:tcW w:type="dxa" w:w="2160"/>
+          </w:tcPr>
+          <w:p>
+            <w:r>
+              <w:t>Venice</w:t>
+            </w:r>
+          </w:p>
+        </w:tc>
+        <w:tc>
+          <w:tcPr>
+            <w:tcW w:type="dxa" w:w="2160"/>
+          </w:tcPr>
+          <w:p>
+            <w:r>
+              <w:t>Saltpetre</w:t>
+            </w:r>
+          </w:p>
+        </w:tc>
+        <w:tc>
+          <w:tcPr>
+            <w:tcW w:type="dxa" w:w="2160"/>
           </w:tcPr>
           <w:p>
             <w:r>
@@ -1349,11 +1545,53 @@
         </w:tc>
         <w:tc>
           <w:tcPr>
-            <w:tcW w:type="dxa" w:w="2880"/>
+            <w:tcW w:type="dxa" w:w="2160"/>
           </w:tcPr>
           <w:p>
             <w:r>
-              <w:t>Charcoal or Saltpetre</w:t>
+              <w:t>Saltpetre</w:t>
+            </w:r>
+          </w:p>
+        </w:tc>
+      </w:tr>
+      <w:tr>
+        <w:tc>
+          <w:tcPr>
+            <w:tcW w:type="dxa" w:w="2160"/>
+          </w:tcPr>
+          <w:p>
+            <w:r>
+              <w:t>Vienna</w:t>
+            </w:r>
+          </w:p>
+        </w:tc>
+        <w:tc>
+          <w:tcPr>
+            <w:tcW w:type="dxa" w:w="2160"/>
+          </w:tcPr>
+          <w:p>
+            <w:r>
+              <w:t>Charcoal</w:t>
+            </w:r>
+          </w:p>
+        </w:tc>
+        <w:tc>
+          <w:tcPr>
+            <w:tcW w:type="dxa" w:w="2160"/>
+          </w:tcPr>
+          <w:p>
+            <w:r>
+              <w:t>Candle (Flax+Wax)</w:t>
+            </w:r>
+          </w:p>
+        </w:tc>
+        <w:tc>
+          <w:tcPr>
+            <w:tcW w:type="dxa" w:w="2160"/>
+          </w:tcPr>
+          <w:p>
+            <w:r>
+              <w:t>Charcoal</w:t>
             </w:r>
           </w:p>
         </w:tc>
